--- a/download/entity.docx
+++ b/download/entity.docx
@@ -2,7 +2,7 @@
 <file path=word/document.xml><?xml version="1.0" encoding="utf-8"?>
 <w:document xmlns:w="http://schemas.openxmlformats.org/wordprocessingml/2006/main" xmlns:m="http://schemas.openxmlformats.org/officeDocument/2006/math" xmlns:r="http://schemas.openxmlformats.org/officeDocument/2006/relationships" xmlns:o="urn:schemas-microsoft-com:office:office" xmlns:v="urn:schemas-microsoft-com:vml" xmlns:w10="urn:schemas-microsoft-com:office:word" xmlns:a="http://schemas.openxmlformats.org/drawingml/2006/main" xmlns:pic="http://schemas.openxmlformats.org/drawingml/2006/picture" xmlns:wp="http://schemas.openxmlformats.org/drawingml/2006/wordprocessingDrawing">
   <w:body>
-    <w:bookmarkStart w:id="45" w:name="entity"/>
+    <w:bookmarkStart w:id="45" w:name="_entity"/>
     <w:p>
       <w:pPr>
         <w:pStyle w:val="Overskrift1"/>
@@ -19,7 +19,7 @@
         <w:t xml:space="preserve">A legal (organisation) or natural person. Used in authentication.</w:t>
       </w:r>
     </w:p>
-    <w:bookmarkStart w:id="20" w:name="business-id-types"/>
+    <w:bookmarkStart w:id="20" w:name="_374e460bdf96ab47aaca72880a1dd27cf4fbc4f"/>
     <w:p>
       <w:pPr>
         <w:pStyle w:val="Overskrift2"/>
@@ -177,7 +177,7 @@
     </w:tbl>
     <w:p>
       <w:pPr>
-        <w:pStyle w:val="BodyText"/>
+        <w:pStyle w:val="FirstParagraph"/>
       </w:pPr>
       <w:r>
         <w:t xml:space="preserve">If the business ID type is</w:t>
@@ -229,7 +229,7 @@
       </w:r>
     </w:p>
     <w:bookmarkEnd w:id="20"/>
-    <w:bookmarkStart w:id="22" w:name="lookup"/>
+    <w:bookmarkStart w:id="22" w:name="_lookup"/>
     <w:p>
       <w:pPr>
         <w:pStyle w:val="Overskrift2"/>
@@ -282,7 +282,7 @@
       </w:hyperlink>
     </w:p>
     <w:bookmarkEnd w:id="22"/>
-    <w:bookmarkStart w:id="25" w:name="relevant-links"/>
+    <w:bookmarkStart w:id="25" w:name="_79afa4f38a91732ffbb4c55883dc88cdfa88c95"/>
     <w:p>
       <w:pPr>
         <w:pStyle w:val="Overskrift2"/>
@@ -326,7 +326,7 @@
       </w:hyperlink>
     </w:p>
     <w:bookmarkEnd w:id="25"/>
-    <w:bookmarkStart w:id="26" w:name="fields"/>
+    <w:bookmarkStart w:id="26" w:name="_fields"/>
     <w:p>
       <w:pPr>
         <w:pStyle w:val="Overskrift2"/>
@@ -808,7 +808,7 @@
       </w:tr>
     </w:tbl>
     <w:bookmarkEnd w:id="26"/>
-    <w:bookmarkStart w:id="27" w:name="validation-rules"/>
+    <w:bookmarkStart w:id="27" w:name="_59f998a8f2e664043807375c511f11331608f95"/>
     <w:p>
       <w:pPr>
         <w:pStyle w:val="Overskrift2"/>
@@ -919,7 +919,7 @@
       </w:tr>
     </w:tbl>
     <w:bookmarkEnd w:id="27"/>
-    <w:bookmarkStart w:id="28" w:name="notifications"/>
+    <w:bookmarkStart w:id="28" w:name="_notifications"/>
     <w:p>
       <w:pPr>
         <w:pStyle w:val="Overskrift2"/>
@@ -937,7 +937,7 @@
       </w:r>
     </w:p>
     <w:bookmarkEnd w:id="28"/>
-    <w:bookmarkStart w:id="44" w:name="authorization"/>
+    <w:bookmarkStart w:id="44" w:name="_authorization"/>
     <w:p>
       <w:pPr>
         <w:pStyle w:val="Overskrift2"/>
@@ -946,7 +946,7 @@
         <w:t xml:space="preserve">Authorization</w:t>
       </w:r>
     </w:p>
-    <w:bookmarkStart w:id="41" w:name="resource-level-authorization"/>
+    <w:bookmarkStart w:id="41" w:name="_ea7458f1c517e163e4c33e527853f16a851511d"/>
     <w:p>
       <w:pPr>
         <w:pStyle w:val="Overskrift3"/>
@@ -999,7 +999,7 @@
         <w:t xml:space="preserve">.</w:t>
       </w:r>
     </w:p>
-    <w:bookmarkStart w:id="30" w:name="anonymous"/>
+    <w:bookmarkStart w:id="30" w:name="_anonymous"/>
     <w:p>
       <w:pPr>
         <w:pStyle w:val="Overskrift4"/>
@@ -1017,7 +1017,7 @@
       </w:r>
     </w:p>
     <w:bookmarkEnd w:id="30"/>
-    <w:bookmarkStart w:id="31" w:name="entity-1"/>
+    <w:bookmarkStart w:id="31" w:name="_0c3523ee62ae2cfe69eddb0333b6e759665de97"/>
     <w:p>
       <w:pPr>
         <w:pStyle w:val="Overskrift4"/>
@@ -1112,7 +1112,7 @@
       </w:tr>
     </w:tbl>
     <w:bookmarkEnd w:id="31"/>
-    <w:bookmarkStart w:id="32" w:name="common"/>
+    <w:bookmarkStart w:id="32" w:name="_common"/>
     <w:p>
       <w:pPr>
         <w:pStyle w:val="Overskrift4"/>
@@ -1278,7 +1278,7 @@
       </w:tr>
     </w:tbl>
     <w:bookmarkEnd w:id="32"/>
-    <w:bookmarkStart w:id="33" w:name="balance-responsible-party"/>
+    <w:bookmarkStart w:id="33" w:name="_33d042ea865d9ccdd21972e4941eb9a3e57dea9"/>
     <w:p>
       <w:pPr>
         <w:pStyle w:val="Overskrift4"/>
@@ -1296,7 +1296,7 @@
       </w:r>
     </w:p>
     <w:bookmarkEnd w:id="33"/>
-    <w:bookmarkStart w:id="34" w:name="end-user"/>
+    <w:bookmarkStart w:id="34" w:name="_587ff7c550b65da706cc6ed28c28196eac21d0d"/>
     <w:p>
       <w:pPr>
         <w:pStyle w:val="Overskrift4"/>
@@ -1314,7 +1314,7 @@
       </w:r>
     </w:p>
     <w:bookmarkEnd w:id="34"/>
-    <w:bookmarkStart w:id="35" w:name="energy-supplier"/>
+    <w:bookmarkStart w:id="35" w:name="_0ae40e3cd02a5e6cf223650bdd6f54d616f5022"/>
     <w:p>
       <w:pPr>
         <w:pStyle w:val="Overskrift4"/>
@@ -1332,7 +1332,7 @@
       </w:r>
     </w:p>
     <w:bookmarkEnd w:id="35"/>
-    <w:bookmarkStart w:id="36" w:name="flexibility-information-system-operator"/>
+    <w:bookmarkStart w:id="36" w:name="_205d448ec611aeec17125b0a6a21826729c6ace"/>
     <w:p>
       <w:pPr>
         <w:pStyle w:val="Overskrift4"/>
@@ -1427,7 +1427,7 @@
       </w:tr>
     </w:tbl>
     <w:bookmarkEnd w:id="36"/>
-    <w:bookmarkStart w:id="37" w:name="organisation"/>
+    <w:bookmarkStart w:id="37" w:name="_organisation"/>
     <w:p>
       <w:pPr>
         <w:pStyle w:val="Overskrift4"/>
@@ -1523,7 +1523,7 @@
       </w:tr>
     </w:tbl>
     <w:bookmarkEnd w:id="37"/>
-    <w:bookmarkStart w:id="38" w:name="system-operator"/>
+    <w:bookmarkStart w:id="38" w:name="_fc1969e12ffa04b3f787795e7ddfde406a09f5a"/>
     <w:p>
       <w:pPr>
         <w:pStyle w:val="Overskrift4"/>
@@ -1541,7 +1541,7 @@
       </w:r>
     </w:p>
     <w:bookmarkEnd w:id="38"/>
-    <w:bookmarkStart w:id="39" w:name="service-provider"/>
+    <w:bookmarkStart w:id="39" w:name="_b462e6d210ec9c712e4b2292c76af28fc130787"/>
     <w:p>
       <w:pPr>
         <w:pStyle w:val="Overskrift4"/>
@@ -1559,7 +1559,7 @@
       </w:r>
     </w:p>
     <w:bookmarkEnd w:id="39"/>
-    <w:bookmarkStart w:id="40" w:name="third-party"/>
+    <w:bookmarkStart w:id="40" w:name="_27deb66bcd01342a3df78b2190e8adbdc1219d6"/>
     <w:p>
       <w:pPr>
         <w:pStyle w:val="Overskrift4"/>
@@ -1578,7 +1578,7 @@
     </w:p>
     <w:bookmarkEnd w:id="40"/>
     <w:bookmarkEnd w:id="41"/>
-    <w:bookmarkStart w:id="43" w:name="field-level-authorization"/>
+    <w:bookmarkStart w:id="43" w:name="_12ddb80e42fe95428c38865dcd3a67097e70e69"/>
     <w:p>
       <w:pPr>
         <w:pStyle w:val="Overskrift3"/>
